--- a/AI Fundamentals Course/Week 2/Week2_Project_Solution.docx
+++ b/AI Fundamentals Course/Week 2/Week2_Project_Solution.docx
@@ -49,7 +49,7 @@
         <w:spacing w:after="160" w:line="360"/>
       </w:pPr>
       <w:r>
-        <w:t xml:space="preserve">The Titanic dataset contains records of 891 passengers from the 1912 Titanic disaster. The classification task is predicting whether a passenger survived (binary: 0=perished, 1=survived). This dataset is valuable for learning because it requires realistic preprocessing—handling missing values, feature engineering from categorical data, and addressing class imbalance (approximately 38% survival rate).</w:t>
+        <w:t>The Titanic dataset contains records of 891 passengers from the 1912 Titanic disaster. The classification task is predicting whether a passenger survived (binary: 0=perished, 1=survived). This dataset is valuable for learning because it requires realistic preprocessing: handling missing values, feature engineering from categorical data, and addressing class imbalance (approximately 38% survival rate).</w:t>
       </w:r>
     </w:p>
     <w:p>
